--- a/docs/da/references/05. AI 기반 Database 설계 가이드.docx
+++ b/docs/da/references/05. AI 기반 Database 설계 가이드.docx
@@ -2470,6 +2470,454 @@
       </w:tr>
     </w:tbl>
     <w:p/>
+    <w:p>
+      <w:pPr>
+        <w:pStyle w:val="Heading1"/>
+      </w:pPr>
+      <w:r>
+        <w:t>자동 검증 규칙 — 운영 DDL 가드 대응 [보완 2026-10-14]</w:t>
+      </w:r>
+    </w:p>
+    <w:p>
+      <w:r>
+        <w:t>검증 대상은 CREATE TABLE뿐 아니라 ALTER TABLE … ADD COLUMN 등 컬럼을 추가·변경하는 모든 DDL이다. (출처: 데이터표준규칙 §10 #21)</w:t>
+      </w:r>
+    </w:p>
+    <w:p>
+      <w:r>
+        <w:t>검증기는 DDL 파일 저장 시점과 DB 적용 직전 두 곳에서 자동 실행한다. 사람이 직접 적용하는 경로도 같은 검증기를 거친다. (출처: README §3)</w:t>
+      </w:r>
+    </w:p>
+    <w:p>
+      <w:r>
+        <w:t>오류를 예외로 승인할 때는 DDL 파일 상단에 승인 주석 -- DA-APPROVED: &lt;승인사유&gt; (&lt;YYYY-MM-DD&gt;)를 남기고 삭제하지 않는다. 검증기는 승인 주석이 있는 위반만 통과시킨다. '기존 선례를 따랐다'는 승인 사유가 될 수 없다. 선례 자체가 표준 위반이면 그것을 따른 설계도 위반이다. 승인 사유의 타당성은 정기 전수 점검에서 다시 검토한다. (출처: 구 품질점검기준서 §2, 2026-06-12 사고)</w:t>
+      </w:r>
+    </w:p>
+    <w:p>
+      <w:r>
+        <w:t>정기 점검 쿼리도 같은 표준사전 DB의 도메인 목록을 읽게 하고, 검증기와 점검 쿼리 중 한쪽만 고치지 않는다. (출처: da-quality 전수조사 원칙)</w:t>
+      </w:r>
+    </w:p>
+    <w:p>
+      <w:r>
+        <w:t>프레임워크 기본 컬럼명(created_at·updated_at·createdAt 등)은 시스템 컬럼 위반으로 본다. (출처: 데이터표준규칙 §10 #8~#10)</w:t>
+      </w:r>
+    </w:p>
+    <w:p>
+      <w:r>
+        <w:t>주 DBMS가 PostgreSQL인 시스템은 이 가이드의 Oracle 물리 설계 기준·예시 DDL 대신 「정의서」 8.5 프로파일과 「모델링 가이드」 8.5 템플릿을 쓴다. 'TIMESTAMP를 쓰지 않는다'는 Oracle 시스템 문장이며 PostgreSQL에서는 일시를 TIMESTAMPTZ로 둔다. 검증 규칙 대응은 아래 표와 같다. (출처: 10_modeler_gap 부록 B)</w:t>
+      </w:r>
+    </w:p>
+    <w:tbl>
+      <w:tblPr>
+        <w:tblStyle w:val="TableGrid"/>
+        <w:tblW w:type="auto" w:w="0"/>
+        <w:tblLook w:firstColumn="1" w:firstRow="1" w:lastColumn="0" w:lastRow="0" w:noHBand="0" w:noVBand="1" w:val="04A0"/>
+      </w:tblPr>
+      <w:tblGrid>
+        <w:gridCol w:w="3120"/>
+        <w:gridCol w:w="3120"/>
+        <w:gridCol w:w="3120"/>
+      </w:tblGrid>
+      <w:tr>
+        <w:tc>
+          <w:tcPr>
+            <w:tcW w:type="dxa" w:w="3120"/>
+          </w:tcPr>
+          <w:p>
+            <w:r>
+              <w:t>05/01 규칙</w:t>
+            </w:r>
+          </w:p>
+        </w:tc>
+        <w:tc>
+          <w:tcPr>
+            <w:tcW w:type="dxa" w:w="3120"/>
+          </w:tcPr>
+          <w:p>
+            <w:r>
+              <w:t>운영 Hook(da-ddl-guard)</w:t>
+            </w:r>
+          </w:p>
+        </w:tc>
+        <w:tc>
+          <w:tcPr>
+            <w:tcW w:type="dxa" w:w="3120"/>
+          </w:tcPr>
+          <w:p>
+            <w:r>
+              <w:t>PostgreSQL 프로파일 판정 기준</w:t>
+            </w:r>
+          </w:p>
+        </w:tc>
+      </w:tr>
+      <w:tr>
+        <w:tc>
+          <w:tcPr>
+            <w:tcW w:type="dxa" w:w="3120"/>
+          </w:tcPr>
+          <w:p>
+            <w:r>
+              <w:t>R03 테이블명</w:t>
+            </w:r>
+          </w:p>
+        </w:tc>
+        <w:tc>
+          <w:tcPr>
+            <w:tcW w:type="dxa" w:w="3120"/>
+          </w:tcPr>
+          <w:p>
+            <w:r>
+              <w:t>R2</w:t>
+            </w:r>
+          </w:p>
+        </w:tc>
+        <w:tc>
+          <w:tcPr>
+            <w:tcW w:type="dxa" w:w="3120"/>
+          </w:tcPr>
+          <w:p>
+            <w:r>
+              <w:t>8.5 승인 접두사로 시작, 소문자</w:t>
+            </w:r>
+          </w:p>
+        </w:tc>
+      </w:tr>
+      <w:tr>
+        <w:tc>
+          <w:tcPr>
+            <w:tcW w:type="dxa" w:w="3120"/>
+          </w:tcPr>
+          <w:p>
+            <w:r>
+              <w:t>R05 날짜 타입</w:t>
+            </w:r>
+          </w:p>
+        </w:tc>
+        <w:tc>
+          <w:tcPr>
+            <w:tcW w:type="dxa" w:w="3120"/>
+          </w:tcPr>
+          <w:p>
+            <w:r>
+              <w:t>R4</w:t>
+            </w:r>
+          </w:p>
+        </w:tc>
+        <w:tc>
+          <w:tcPr>
+            <w:tcW w:type="dxa" w:w="3120"/>
+          </w:tcPr>
+          <w:p>
+            <w:r>
+              <w:t>일자 DATE·일시 TIMESTAMPTZ, 문자형 금지</w:t>
+            </w:r>
+          </w:p>
+        </w:tc>
+      </w:tr>
+      <w:tr>
+        <w:tc>
+          <w:tcPr>
+            <w:tcW w:type="dxa" w:w="3120"/>
+          </w:tcPr>
+          <w:p>
+            <w:r>
+              <w:t>R08 시스템 컬럼</w:t>
+            </w:r>
+          </w:p>
+        </w:tc>
+        <w:tc>
+          <w:tcPr>
+            <w:tcW w:type="dxa" w:w="3120"/>
+          </w:tcPr>
+          <w:p>
+            <w:r>
+              <w:t>R1</w:t>
+            </w:r>
+          </w:p>
+        </w:tc>
+        <w:tc>
+          <w:tcPr>
+            <w:tcW w:type="dxa" w:w="3120"/>
+          </w:tcPr>
+          <w:p>
+            <w:r>
+              <w:t>regr_id·reg_dtm·modr_id·mod_dtm 정의</w:t>
+            </w:r>
+          </w:p>
+        </w:tc>
+      </w:tr>
+      <w:tr>
+        <w:tc>
+          <w:tcPr>
+            <w:tcW w:type="dxa" w:w="3120"/>
+          </w:tcPr>
+          <w:p>
+            <w:r>
+              <w:t>R09 여부 컬럼</w:t>
+            </w:r>
+          </w:p>
+        </w:tc>
+        <w:tc>
+          <w:tcPr>
+            <w:tcW w:type="dxa" w:w="3120"/>
+          </w:tcPr>
+          <w:p>
+            <w:r>
+              <w:t>(Hook 미검사)</w:t>
+            </w:r>
+          </w:p>
+        </w:tc>
+        <w:tc>
+          <w:tcPr>
+            <w:tcW w:type="dxa" w:w="3120"/>
+          </w:tcPr>
+          <w:p>
+            <w:r>
+              <w:t>CHAR(1) NOT NULL DEFAULT 'N' CHECK</w:t>
+            </w:r>
+          </w:p>
+        </w:tc>
+      </w:tr>
+      <w:tr>
+        <w:tc>
+          <w:tcPr>
+            <w:tcW w:type="dxa" w:w="3120"/>
+          </w:tcPr>
+          <w:p>
+            <w:r>
+              <w:t>R11 FK 없음</w:t>
+            </w:r>
+          </w:p>
+        </w:tc>
+        <w:tc>
+          <w:tcPr>
+            <w:tcW w:type="dxa" w:w="3120"/>
+          </w:tcPr>
+          <w:p>
+            <w:r>
+              <w:t>—</w:t>
+            </w:r>
+          </w:p>
+        </w:tc>
+        <w:tc>
+          <w:tcPr>
+            <w:tcW w:type="dxa" w:w="3120"/>
+          </w:tcPr>
+          <w:p>
+            <w:r>
+              <w:t>적용 제외(FK 유지)</w:t>
+            </w:r>
+          </w:p>
+        </w:tc>
+      </w:tr>
+      <w:tr>
+        <w:tc>
+          <w:tcPr>
+            <w:tcW w:type="dxa" w:w="3120"/>
+          </w:tcPr>
+          <w:p>
+            <w:r>
+              <w:t>L02 도메인 종결</w:t>
+            </w:r>
+          </w:p>
+        </w:tc>
+        <w:tc>
+          <w:tcPr>
+            <w:tcW w:type="dxa" w:w="3120"/>
+          </w:tcPr>
+          <w:p>
+            <w:r>
+              <w:t>R7(경고)</w:t>
+            </w:r>
+          </w:p>
+        </w:tc>
+        <w:tc>
+          <w:tcPr>
+            <w:tcW w:type="dxa" w:w="3120"/>
+          </w:tcPr>
+          <w:p>
+            <w:r>
+              <w:t>신규는 오류 — 수준 차이는 DA 결정</w:t>
+            </w:r>
+          </w:p>
+        </w:tc>
+      </w:tr>
+      <w:tr>
+        <w:tc>
+          <w:tcPr>
+            <w:tcW w:type="dxa" w:w="3120"/>
+          </w:tcPr>
+          <w:p>
+            <w:r>
+              <w:t>R15 소문자</w:t>
+            </w:r>
+          </w:p>
+        </w:tc>
+        <w:tc>
+          <w:tcPr>
+            <w:tcW w:type="dxa" w:w="3120"/>
+          </w:tcPr>
+          <w:p>
+            <w:r>
+              <w:t>R3</w:t>
+            </w:r>
+          </w:p>
+        </w:tc>
+        <w:tc>
+          <w:tcPr>
+            <w:tcW w:type="dxa" w:w="3120"/>
+          </w:tcPr>
+          <w:p>
+            <w:r>
+              <w:t>소문자 snake_case, 따옴표 식별자 금지</w:t>
+            </w:r>
+          </w:p>
+        </w:tc>
+      </w:tr>
+      <w:tr>
+        <w:tc>
+          <w:tcPr>
+            <w:tcW w:type="dxa" w:w="3120"/>
+          </w:tcPr>
+          <w:p>
+            <w:r>
+              <w:t>R16 물리 삭제 금지</w:t>
+            </w:r>
+          </w:p>
+        </w:tc>
+        <w:tc>
+          <w:tcPr>
+            <w:tcW w:type="dxa" w:w="3120"/>
+          </w:tcPr>
+          <w:p>
+            <w:r>
+              <w:t>R5</w:t>
+            </w:r>
+          </w:p>
+        </w:tc>
+        <w:tc>
+          <w:tcPr>
+            <w:tcW w:type="dxa" w:w="3120"/>
+          </w:tcPr>
+          <w:p>
+            <w:r>
+              <w:t>DROP TABLE·DELETE FROM·TRUNCATE 금지</w:t>
+            </w:r>
+          </w:p>
+        </w:tc>
+      </w:tr>
+      <w:tr>
+        <w:tc>
+          <w:tcPr>
+            <w:tcW w:type="dxa" w:w="3120"/>
+          </w:tcPr>
+          <w:p>
+            <w:r>
+              <w:t>R17 논리삭제 컬럼</w:t>
+            </w:r>
+          </w:p>
+        </w:tc>
+        <w:tc>
+          <w:tcPr>
+            <w:tcW w:type="dxa" w:w="3120"/>
+          </w:tcPr>
+          <w:p>
+            <w:r>
+              <w:t>R6</w:t>
+            </w:r>
+          </w:p>
+        </w:tc>
+        <w:tc>
+          <w:tcPr>
+            <w:tcW w:type="dxa" w:w="3120"/>
+          </w:tcPr>
+          <w:p>
+            <w:r>
+              <w:t>_log·_hist·임시 외 del_yn·del_dtm 필수</w:t>
+            </w:r>
+          </w:p>
+        </w:tc>
+      </w:tr>
+      <w:tr>
+        <w:tc>
+          <w:tcPr>
+            <w:tcW w:type="dxa" w:w="3120"/>
+          </w:tcPr>
+          <w:p>
+            <w:r>
+              <w:t>R18 단일 단어 금지</w:t>
+            </w:r>
+          </w:p>
+        </w:tc>
+        <w:tc>
+          <w:tcPr>
+            <w:tcW w:type="dxa" w:w="3120"/>
+          </w:tcPr>
+          <w:p>
+            <w:r>
+              <w:t>R8</w:t>
+            </w:r>
+          </w:p>
+        </w:tc>
+        <w:tc>
+          <w:tcPr>
+            <w:tcW w:type="dxa" w:w="3120"/>
+          </w:tcPr>
+          <w:p>
+            <w:r>
+              <w:t>컬럼명 토큰 2개 이상</w:t>
+            </w:r>
+          </w:p>
+        </w:tc>
+      </w:tr>
+      <w:tr>
+        <w:tc>
+          <w:tcPr>
+            <w:tcW w:type="dxa" w:w="3120"/>
+          </w:tcPr>
+          <w:p>
+            <w:r>
+              <w:t>예외 승인</w:t>
+            </w:r>
+          </w:p>
+        </w:tc>
+        <w:tc>
+          <w:tcPr>
+            <w:tcW w:type="dxa" w:w="3120"/>
+          </w:tcPr>
+          <w:p>
+            <w:r>
+              <w:t>DA-APPROVED</w:t>
+            </w:r>
+          </w:p>
+        </w:tc>
+        <w:tc>
+          <w:tcPr>
+            <w:tcW w:type="dxa" w:w="3120"/>
+          </w:tcPr>
+          <w:p>
+            <w:r>
+              <w:t>SQL 최상단 -- DA-APPROVED: &lt;사유&gt; (&lt;YYYY-MM-DD&gt;)</w:t>
+            </w:r>
+          </w:p>
+        </w:tc>
+      </w:tr>
+    </w:tbl>
+    <w:p/>
+    <w:p>
+      <w:pPr>
+        <w:pStyle w:val="Heading2"/>
+      </w:pPr>
+      <w:r>
+        <w:t>출처 참조 경로 [보완 2026-10-14]</w:t>
+      </w:r>
+    </w:p>
+    <w:p>
+      <w:r>
+        <w:t>대응표의 출처 10_modeler_gap 부록 B 와 '정기 점검 쿼리' 문장의 출처(DA팀 da-quality 전수조사 원칙)는 누락 검토 보고서 docs/da/reports/2026-10-14_표준재정의_누락검토.md 에 기록돼 있다.</w:t>
+      </w:r>
+    </w:p>
     <w:sectPr>
       <w:pgSz w:w="12240" w:h="15840"/>
       <w:pgMar w:top="1440" w:right="1440" w:bottom="1440" w:left="1440" w:header="720" w:footer="720" w:gutter="0"/>
